--- a/_Resources/img/nano_home_logo.docx
+++ b/_Resources/img/nano_home_logo.docx
@@ -1,6 +1,6 @@
 
 <file path=word/document.xml><?xml version="1.0" encoding="utf-8"?>
-<w:document xmlns:wpc="http://schemas.microsoft.com/office/word/2010/wordprocessingCanvas" xmlns:cx="http://schemas.microsoft.com/office/drawing/2014/chartex" xmlns:cx1="http://schemas.microsoft.com/office/drawing/2015/9/8/chartex" xmlns:cx2="http://schemas.microsoft.com/office/drawing/2015/10/21/chartex" xmlns:cx3="http://schemas.microsoft.com/office/drawing/2016/5/9/chartex" xmlns:cx4="http://schemas.microsoft.com/office/drawing/2016/5/10/chartex" xmlns:cx5="http://schemas.microsoft.com/office/drawing/2016/5/11/chartex" xmlns:cx6="http://schemas.microsoft.com/office/drawing/2016/5/12/chartex" xmlns:cx7="http://schemas.microsoft.com/office/drawing/2016/5/13/chartex" xmlns:cx8="http://schemas.microsoft.com/office/drawing/2016/5/14/chartex" xmlns:mc="http://schemas.openxmlformats.org/markup-compatibility/2006" xmlns:aink="http://schemas.microsoft.com/office/drawing/2016/ink" xmlns:am3d="http://schemas.microsoft.com/office/drawing/2017/model3d" xmlns:o="urn:schemas-microsoft-com:office:office" xmlns:r="http://schemas.openxmlformats.org/officeDocument/2006/relationships" xmlns:m="http://schemas.openxmlformats.org/officeDocument/2006/math" xmlns:v="urn:schemas-microsoft-com:vml" xmlns:wp14="http://schemas.microsoft.com/office/word/2010/wordprocessingDrawing" xmlns:wp="http://schemas.openxmlformats.org/drawingml/2006/wordprocessingDrawing" xmlns:w10="urn:schemas-microsoft-com:office:word" xmlns:w="http://schemas.openxmlformats.org/wordprocessingml/2006/main" xmlns:w14="http://schemas.microsoft.com/office/word/2010/wordml" xmlns:w15="http://schemas.microsoft.com/office/word/2012/wordml" xmlns:w16cid="http://schemas.microsoft.com/office/word/2016/wordml/cid" xmlns:w16se="http://schemas.microsoft.com/office/word/2015/wordml/symex" xmlns:wpg="http://schemas.microsoft.com/office/word/2010/wordprocessingGroup" xmlns:wpi="http://schemas.microsoft.com/office/word/2010/wordprocessingInk" xmlns:wne="http://schemas.microsoft.com/office/word/2006/wordml" xmlns:wps="http://schemas.microsoft.com/office/word/2010/wordprocessingShape" mc:Ignorable="w14 w15 w16se w16cid wp14">
+<w:document xmlns:wpc="http://schemas.microsoft.com/office/word/2010/wordprocessingCanvas" xmlns:cx="http://schemas.microsoft.com/office/drawing/2014/chartex" xmlns:cx1="http://schemas.microsoft.com/office/drawing/2015/9/8/chartex" xmlns:cx2="http://schemas.microsoft.com/office/drawing/2015/10/21/chartex" xmlns:cx3="http://schemas.microsoft.com/office/drawing/2016/5/9/chartex" xmlns:cx4="http://schemas.microsoft.com/office/drawing/2016/5/10/chartex" xmlns:cx5="http://schemas.microsoft.com/office/drawing/2016/5/11/chartex" xmlns:cx6="http://schemas.microsoft.com/office/drawing/2016/5/12/chartex" xmlns:cx7="http://schemas.microsoft.com/office/drawing/2016/5/13/chartex" xmlns:cx8="http://schemas.microsoft.com/office/drawing/2016/5/14/chartex" xmlns:mc="http://schemas.openxmlformats.org/markup-compatibility/2006" xmlns:aink="http://schemas.microsoft.com/office/drawing/2016/ink" xmlns:am3d="http://schemas.microsoft.com/office/drawing/2017/model3d" xmlns:o="urn:schemas-microsoft-com:office:office" xmlns:r="http://schemas.openxmlformats.org/officeDocument/2006/relationships" xmlns:m="http://schemas.openxmlformats.org/officeDocument/2006/math" xmlns:v="urn:schemas-microsoft-com:vml" xmlns:wp14="http://schemas.microsoft.com/office/word/2010/wordprocessingDrawing" xmlns:wp="http://schemas.openxmlformats.org/drawingml/2006/wordprocessingDrawing" xmlns:w10="urn:schemas-microsoft-com:office:word" xmlns:w="http://schemas.openxmlformats.org/wordprocessingml/2006/main" xmlns:w14="http://schemas.microsoft.com/office/word/2010/wordml" xmlns:w15="http://schemas.microsoft.com/office/word/2012/wordml" xmlns:w16cex="http://schemas.microsoft.com/office/word/2018/wordml/cex" xmlns:w16cid="http://schemas.microsoft.com/office/word/2016/wordml/cid" xmlns:w16="http://schemas.microsoft.com/office/word/2018/wordml" xmlns:w16se="http://schemas.microsoft.com/office/word/2015/wordml/symex" xmlns:wpg="http://schemas.microsoft.com/office/word/2010/wordprocessingGroup" xmlns:wpi="http://schemas.microsoft.com/office/word/2010/wordprocessingInk" xmlns:wne="http://schemas.microsoft.com/office/word/2006/wordml" xmlns:wps="http://schemas.microsoft.com/office/word/2010/wordprocessingShape" mc:Ignorable="w14 w15 w16se w16cid w16 w16cex wp14">
   <w:body>
     <w:p>
       <w:pPr>
@@ -10,19 +10,9 @@
           <w:bCs/>
           <w:sz w:val="144"/>
           <w:szCs w:val="144"/>
+          <w:lang w:val="en-US"/>
         </w:rPr>
       </w:pPr>
-      <w:r>
-        <w:rPr>
-          <w:rFonts w:ascii="Consolas" w:hAnsi="Consolas" w:cs="Segoe UI"/>
-          <w:b/>
-          <w:bCs/>
-          <w:sz w:val="144"/>
-          <w:szCs w:val="144"/>
-          <w:vertAlign w:val="superscript"/>
-        </w:rPr>
-        <w:t xml:space="preserve"> </w:t>
-      </w:r>
       <w:r>
         <w:rPr>
           <w:rFonts w:ascii="Consolas" w:hAnsi="Consolas" w:cs="Segoe UI"/>
@@ -34,7 +24,7 @@
           <w:vertAlign w:val="superscript"/>
         </w:rPr>
         <w:drawing>
-          <wp:inline distT="0" distB="0" distL="0" distR="0">
+          <wp:inline distT="0" distB="0" distL="0" distR="0" wp14:anchorId="23B75045" wp14:editId="4A8F2FBF">
             <wp:extent cx="647700" cy="634482"/>
             <wp:effectExtent l="0" t="0" r="0" b="0"/>
             <wp:docPr id="2" name="Grafik 2"/>
@@ -51,7 +41,7 @@
                     </pic:cNvPicPr>
                   </pic:nvPicPr>
                   <pic:blipFill>
-                    <a:blip r:embed="rId4" cstate="print">
+                    <a:blip r:embed="rId6" cstate="print">
                       <a:extLst>
                         <a:ext uri="{28A0092B-C50C-407E-A947-70E740481C1C}">
                           <a14:useLocalDpi xmlns:a14="http://schemas.microsoft.com/office/drawing/2010/main" val="0"/>
@@ -89,6 +79,7 @@
           <w:bCs/>
           <w:sz w:val="144"/>
           <w:szCs w:val="144"/>
+          <w:lang w:val="en-US"/>
         </w:rPr>
         <w:t>_</w:t>
       </w:r>
@@ -99,20 +90,9 @@
           <w:bCs/>
           <w:sz w:val="144"/>
           <w:szCs w:val="144"/>
+          <w:lang w:val="en-US"/>
         </w:rPr>
-        <w:t>n</w:t>
-      </w:r>
-      <w:bookmarkStart w:id="0" w:name="_GoBack"/>
-      <w:bookmarkEnd w:id="0"/>
-      <w:r>
-        <w:rPr>
-          <w:rFonts w:ascii="Consolas" w:hAnsi="Consolas" w:cs="Segoe UI"/>
-          <w:b/>
-          <w:bCs/>
-          <w:sz w:val="144"/>
-          <w:szCs w:val="144"/>
-        </w:rPr>
-        <w:t>ano</w:t>
+        <w:t>nano</w:t>
       </w:r>
       <w:r>
         <w:rPr>
@@ -121,6 +101,7 @@
           <w:bCs/>
           <w:sz w:val="144"/>
           <w:szCs w:val="144"/>
+          <w:lang w:val="en-US"/>
         </w:rPr>
         <w:t>_</w:t>
       </w:r>
@@ -131,18 +112,87 @@
           <w:bCs/>
           <w:sz w:val="144"/>
           <w:szCs w:val="144"/>
+          <w:lang w:val="en-US"/>
         </w:rPr>
-        <w:t>h</w:t>
+        <w:t>home</w:t>
+      </w:r>
+    </w:p>
+    <w:p>
+      <w:pPr>
+        <w:rPr>
+          <w:rFonts w:ascii="Consolas" w:hAnsi="Consolas" w:cs="Segoe UI"/>
+          <w:b/>
+          <w:bCs/>
+          <w:sz w:val="144"/>
+          <w:szCs w:val="144"/>
+          <w:lang w:val="en-US"/>
+        </w:rPr>
+      </w:pPr>
+    </w:p>
+    <w:p>
+      <w:pPr>
+        <w:rPr>
+          <w:rFonts w:ascii="Consolas" w:hAnsi="Consolas" w:cs="Segoe UI"/>
+          <w:b/>
+          <w:bCs/>
+          <w:sz w:val="144"/>
+          <w:szCs w:val="144"/>
+          <w:lang w:val="en-US"/>
+        </w:rPr>
+      </w:pPr>
+      <w:r>
+        <w:rPr>
+          <w:noProof/>
+          <w:highlight w:val="black"/>
+        </w:rPr>
+        <w:drawing>
+          <wp:inline distT="0" distB="0" distL="0" distR="0" wp14:anchorId="336897C0" wp14:editId="152F39B6">
+            <wp:extent cx="724278" cy="724278"/>
+            <wp:effectExtent l="0" t="0" r="0" b="0"/>
+            <wp:docPr id="1" name="Grafik 1"/>
+            <wp:cNvGraphicFramePr>
+              <a:graphicFrameLocks xmlns:a="http://schemas.openxmlformats.org/drawingml/2006/main" noChangeAspect="1"/>
+            </wp:cNvGraphicFramePr>
+            <a:graphic xmlns:a="http://schemas.openxmlformats.org/drawingml/2006/main">
+              <a:graphicData uri="http://schemas.openxmlformats.org/drawingml/2006/picture">
+                <pic:pic xmlns:pic="http://schemas.openxmlformats.org/drawingml/2006/picture">
+                  <pic:nvPicPr>
+                    <pic:cNvPr id="1" name=""/>
+                    <pic:cNvPicPr/>
+                  </pic:nvPicPr>
+                  <pic:blipFill>
+                    <a:blip r:embed="rId7"/>
+                    <a:stretch>
+                      <a:fillRect/>
+                    </a:stretch>
+                  </pic:blipFill>
+                  <pic:spPr>
+                    <a:xfrm>
+                      <a:off x="0" y="0"/>
+                      <a:ext cx="743200" cy="743200"/>
+                    </a:xfrm>
+                    <a:prstGeom prst="rect">
+                      <a:avLst/>
+                    </a:prstGeom>
+                  </pic:spPr>
+                </pic:pic>
+              </a:graphicData>
+            </a:graphic>
+          </wp:inline>
+        </w:drawing>
       </w:r>
       <w:r>
         <w:rPr>
           <w:rFonts w:ascii="Consolas" w:hAnsi="Consolas" w:cs="Segoe UI"/>
           <w:b/>
           <w:bCs/>
+          <w:color w:val="FFFFFF" w:themeColor="background1"/>
           <w:sz w:val="144"/>
           <w:szCs w:val="144"/>
+          <w:highlight w:val="black"/>
+          <w:lang w:val="en-US"/>
         </w:rPr>
-        <w:t>ome</w:t>
+        <w:t>_nano_home</w:t>
       </w:r>
     </w:p>
     <w:sectPr>
@@ -155,8 +205,58 @@
 </w:document>
 </file>
 
+<file path=word/endnotes.xml><?xml version="1.0" encoding="utf-8"?>
+<w:endnotes xmlns:wpc="http://schemas.microsoft.com/office/word/2010/wordprocessingCanvas" xmlns:cx="http://schemas.microsoft.com/office/drawing/2014/chartex" xmlns:cx1="http://schemas.microsoft.com/office/drawing/2015/9/8/chartex" xmlns:cx2="http://schemas.microsoft.com/office/drawing/2015/10/21/chartex" xmlns:cx3="http://schemas.microsoft.com/office/drawing/2016/5/9/chartex" xmlns:cx4="http://schemas.microsoft.com/office/drawing/2016/5/10/chartex" xmlns:cx5="http://schemas.microsoft.com/office/drawing/2016/5/11/chartex" xmlns:cx6="http://schemas.microsoft.com/office/drawing/2016/5/12/chartex" xmlns:cx7="http://schemas.microsoft.com/office/drawing/2016/5/13/chartex" xmlns:cx8="http://schemas.microsoft.com/office/drawing/2016/5/14/chartex" xmlns:mc="http://schemas.openxmlformats.org/markup-compatibility/2006" xmlns:aink="http://schemas.microsoft.com/office/drawing/2016/ink" xmlns:am3d="http://schemas.microsoft.com/office/drawing/2017/model3d" xmlns:o="urn:schemas-microsoft-com:office:office" xmlns:r="http://schemas.openxmlformats.org/officeDocument/2006/relationships" xmlns:m="http://schemas.openxmlformats.org/officeDocument/2006/math" xmlns:v="urn:schemas-microsoft-com:vml" xmlns:wp14="http://schemas.microsoft.com/office/word/2010/wordprocessingDrawing" xmlns:wp="http://schemas.openxmlformats.org/drawingml/2006/wordprocessingDrawing" xmlns:w10="urn:schemas-microsoft-com:office:word" xmlns:w="http://schemas.openxmlformats.org/wordprocessingml/2006/main" xmlns:w14="http://schemas.microsoft.com/office/word/2010/wordml" xmlns:w15="http://schemas.microsoft.com/office/word/2012/wordml" xmlns:w16cex="http://schemas.microsoft.com/office/word/2018/wordml/cex" xmlns:w16cid="http://schemas.microsoft.com/office/word/2016/wordml/cid" xmlns:w16="http://schemas.microsoft.com/office/word/2018/wordml" xmlns:w16se="http://schemas.microsoft.com/office/word/2015/wordml/symex" xmlns:wpg="http://schemas.microsoft.com/office/word/2010/wordprocessingGroup" xmlns:wpi="http://schemas.microsoft.com/office/word/2010/wordprocessingInk" xmlns:wne="http://schemas.microsoft.com/office/word/2006/wordml" xmlns:wps="http://schemas.microsoft.com/office/word/2010/wordprocessingShape" mc:Ignorable="w14 w15 w16se w16cid w16 w16cex wp14">
+  <w:endnote w:type="separator" w:id="-1">
+    <w:p>
+      <w:pPr>
+        <w:spacing w:after="0" w:line="240" w:lineRule="auto"/>
+      </w:pPr>
+      <w:r>
+        <w:separator/>
+      </w:r>
+    </w:p>
+  </w:endnote>
+  <w:endnote w:type="continuationSeparator" w:id="0">
+    <w:p>
+      <w:pPr>
+        <w:spacing w:after="0" w:line="240" w:lineRule="auto"/>
+      </w:pPr>
+      <w:r>
+        <w:continuationSeparator/>
+      </w:r>
+    </w:p>
+  </w:endnote>
+</w:endnotes>
+</file>
+
+<file path=word/footnotes.xml><?xml version="1.0" encoding="utf-8"?>
+<w:footnotes xmlns:wpc="http://schemas.microsoft.com/office/word/2010/wordprocessingCanvas" xmlns:cx="http://schemas.microsoft.com/office/drawing/2014/chartex" xmlns:cx1="http://schemas.microsoft.com/office/drawing/2015/9/8/chartex" xmlns:cx2="http://schemas.microsoft.com/office/drawing/2015/10/21/chartex" xmlns:cx3="http://schemas.microsoft.com/office/drawing/2016/5/9/chartex" xmlns:cx4="http://schemas.microsoft.com/office/drawing/2016/5/10/chartex" xmlns:cx5="http://schemas.microsoft.com/office/drawing/2016/5/11/chartex" xmlns:cx6="http://schemas.microsoft.com/office/drawing/2016/5/12/chartex" xmlns:cx7="http://schemas.microsoft.com/office/drawing/2016/5/13/chartex" xmlns:cx8="http://schemas.microsoft.com/office/drawing/2016/5/14/chartex" xmlns:mc="http://schemas.openxmlformats.org/markup-compatibility/2006" xmlns:aink="http://schemas.microsoft.com/office/drawing/2016/ink" xmlns:am3d="http://schemas.microsoft.com/office/drawing/2017/model3d" xmlns:o="urn:schemas-microsoft-com:office:office" xmlns:r="http://schemas.openxmlformats.org/officeDocument/2006/relationships" xmlns:m="http://schemas.openxmlformats.org/officeDocument/2006/math" xmlns:v="urn:schemas-microsoft-com:vml" xmlns:wp14="http://schemas.microsoft.com/office/word/2010/wordprocessingDrawing" xmlns:wp="http://schemas.openxmlformats.org/drawingml/2006/wordprocessingDrawing" xmlns:w10="urn:schemas-microsoft-com:office:word" xmlns:w="http://schemas.openxmlformats.org/wordprocessingml/2006/main" xmlns:w14="http://schemas.microsoft.com/office/word/2010/wordml" xmlns:w15="http://schemas.microsoft.com/office/word/2012/wordml" xmlns:w16cex="http://schemas.microsoft.com/office/word/2018/wordml/cex" xmlns:w16cid="http://schemas.microsoft.com/office/word/2016/wordml/cid" xmlns:w16="http://schemas.microsoft.com/office/word/2018/wordml" xmlns:w16se="http://schemas.microsoft.com/office/word/2015/wordml/symex" xmlns:wpg="http://schemas.microsoft.com/office/word/2010/wordprocessingGroup" xmlns:wpi="http://schemas.microsoft.com/office/word/2010/wordprocessingInk" xmlns:wne="http://schemas.microsoft.com/office/word/2006/wordml" xmlns:wps="http://schemas.microsoft.com/office/word/2010/wordprocessingShape" mc:Ignorable="w14 w15 w16se w16cid w16 w16cex wp14">
+  <w:footnote w:type="separator" w:id="-1">
+    <w:p>
+      <w:pPr>
+        <w:spacing w:after="0" w:line="240" w:lineRule="auto"/>
+      </w:pPr>
+      <w:r>
+        <w:separator/>
+      </w:r>
+    </w:p>
+  </w:footnote>
+  <w:footnote w:type="continuationSeparator" w:id="0">
+    <w:p>
+      <w:pPr>
+        <w:spacing w:after="0" w:line="240" w:lineRule="auto"/>
+      </w:pPr>
+      <w:r>
+        <w:continuationSeparator/>
+      </w:r>
+    </w:p>
+  </w:footnote>
+</w:footnotes>
+</file>
+
 <file path=word/styles.xml><?xml version="1.0" encoding="utf-8"?>
-<w:styles xmlns:mc="http://schemas.openxmlformats.org/markup-compatibility/2006" xmlns:r="http://schemas.openxmlformats.org/officeDocument/2006/relationships" xmlns:w="http://schemas.openxmlformats.org/wordprocessingml/2006/main" xmlns:w14="http://schemas.microsoft.com/office/word/2010/wordml" xmlns:w15="http://schemas.microsoft.com/office/word/2012/wordml" xmlns:w16cid="http://schemas.microsoft.com/office/word/2016/wordml/cid" xmlns:w16se="http://schemas.microsoft.com/office/word/2015/wordml/symex" mc:Ignorable="w14 w15 w16se w16cid">
+<w:styles xmlns:mc="http://schemas.openxmlformats.org/markup-compatibility/2006" xmlns:r="http://schemas.openxmlformats.org/officeDocument/2006/relationships" xmlns:w="http://schemas.openxmlformats.org/wordprocessingml/2006/main" xmlns:w14="http://schemas.microsoft.com/office/word/2010/wordml" xmlns:w15="http://schemas.microsoft.com/office/word/2012/wordml" xmlns:w16cex="http://schemas.microsoft.com/office/word/2018/wordml/cex" xmlns:w16cid="http://schemas.microsoft.com/office/word/2016/wordml/cid" xmlns:w16="http://schemas.microsoft.com/office/word/2018/wordml" xmlns:w16se="http://schemas.microsoft.com/office/word/2015/wordml/symex" mc:Ignorable="w14 w15 w16se w16cid w16 w16cex">
   <w:docDefaults>
     <w:rPrDefault>
       <w:rPr>
@@ -278,6 +378,7 @@
     <w:lsdException w:name="HTML Sample" w:semiHidden="1" w:unhideWhenUsed="1"/>
     <w:lsdException w:name="HTML Typewriter" w:semiHidden="1" w:unhideWhenUsed="1"/>
     <w:lsdException w:name="HTML Variable" w:semiHidden="1" w:unhideWhenUsed="1"/>
+    <w:lsdException w:name="Normal Table" w:semiHidden="1" w:unhideWhenUsed="1"/>
     <w:lsdException w:name="annotation subject" w:semiHidden="1" w:unhideWhenUsed="1"/>
     <w:lsdException w:name="No List" w:semiHidden="1" w:unhideWhenUsed="1"/>
     <w:lsdException w:name="Outline List 1" w:semiHidden="1" w:unhideWhenUsed="1"/>
@@ -324,8 +425,10 @@
     <w:lsdException w:name="Table Subtle 2" w:semiHidden="1" w:unhideWhenUsed="1"/>
     <w:lsdException w:name="Table Web 1" w:semiHidden="1" w:unhideWhenUsed="1"/>
     <w:lsdException w:name="Table Web 2" w:semiHidden="1" w:unhideWhenUsed="1"/>
+    <w:lsdException w:name="Table Web 3" w:semiHidden="1" w:unhideWhenUsed="1"/>
     <w:lsdException w:name="Balloon Text" w:semiHidden="1" w:unhideWhenUsed="1"/>
     <w:lsdException w:name="Table Grid" w:uiPriority="39"/>
+    <w:lsdException w:name="Table Theme" w:semiHidden="1" w:unhideWhenUsed="1"/>
     <w:lsdException w:name="Placeholder Text" w:semiHidden="1"/>
     <w:lsdException w:name="No Spacing" w:uiPriority="1" w:qFormat="1"/>
     <w:lsdException w:name="Light Shading" w:uiPriority="60"/>
@@ -577,6 +680,50 @@
     <w:uiPriority w:val="99"/>
     <w:semiHidden/>
     <w:unhideWhenUsed/>
+  </w:style>
+  <w:style w:type="paragraph" w:styleId="Kopfzeile">
+    <w:name w:val="header"/>
+    <w:basedOn w:val="Standard"/>
+    <w:link w:val="KopfzeileZchn"/>
+    <w:uiPriority w:val="99"/>
+    <w:unhideWhenUsed/>
+    <w:rsid w:val="005C172B"/>
+    <w:pPr>
+      <w:tabs>
+        <w:tab w:val="center" w:pos="4536"/>
+        <w:tab w:val="right" w:pos="9072"/>
+      </w:tabs>
+      <w:spacing w:after="0" w:line="240" w:lineRule="auto"/>
+    </w:pPr>
+  </w:style>
+  <w:style w:type="character" w:customStyle="1" w:styleId="KopfzeileZchn">
+    <w:name w:val="Kopfzeile Zchn"/>
+    <w:basedOn w:val="Absatz-Standardschriftart"/>
+    <w:link w:val="Kopfzeile"/>
+    <w:uiPriority w:val="99"/>
+    <w:rsid w:val="005C172B"/>
+  </w:style>
+  <w:style w:type="paragraph" w:styleId="Fuzeile">
+    <w:name w:val="footer"/>
+    <w:basedOn w:val="Standard"/>
+    <w:link w:val="FuzeileZchn"/>
+    <w:uiPriority w:val="99"/>
+    <w:unhideWhenUsed/>
+    <w:rsid w:val="005C172B"/>
+    <w:pPr>
+      <w:tabs>
+        <w:tab w:val="center" w:pos="4536"/>
+        <w:tab w:val="right" w:pos="9072"/>
+      </w:tabs>
+      <w:spacing w:after="0" w:line="240" w:lineRule="auto"/>
+    </w:pPr>
+  </w:style>
+  <w:style w:type="character" w:customStyle="1" w:styleId="FuzeileZchn">
+    <w:name w:val="Fußzeile Zchn"/>
+    <w:basedOn w:val="Absatz-Standardschriftart"/>
+    <w:link w:val="Fuzeile"/>
+    <w:uiPriority w:val="99"/>
+    <w:rsid w:val="005C172B"/>
   </w:style>
 </w:styles>
 </file>

--- a/_Resources/img/nano_home_logo.docx
+++ b/_Resources/img/nano_home_logo.docx
@@ -1,6 +1,6 @@
 
 <file path=word/document.xml><?xml version="1.0" encoding="utf-8"?>
-<w:document xmlns:wpc="http://schemas.microsoft.com/office/word/2010/wordprocessingCanvas" xmlns:cx="http://schemas.microsoft.com/office/drawing/2014/chartex" xmlns:cx1="http://schemas.microsoft.com/office/drawing/2015/9/8/chartex" xmlns:cx2="http://schemas.microsoft.com/office/drawing/2015/10/21/chartex" xmlns:cx3="http://schemas.microsoft.com/office/drawing/2016/5/9/chartex" xmlns:cx4="http://schemas.microsoft.com/office/drawing/2016/5/10/chartex" xmlns:cx5="http://schemas.microsoft.com/office/drawing/2016/5/11/chartex" xmlns:cx6="http://schemas.microsoft.com/office/drawing/2016/5/12/chartex" xmlns:cx7="http://schemas.microsoft.com/office/drawing/2016/5/13/chartex" xmlns:cx8="http://schemas.microsoft.com/office/drawing/2016/5/14/chartex" xmlns:mc="http://schemas.openxmlformats.org/markup-compatibility/2006" xmlns:aink="http://schemas.microsoft.com/office/drawing/2016/ink" xmlns:am3d="http://schemas.microsoft.com/office/drawing/2017/model3d" xmlns:o="urn:schemas-microsoft-com:office:office" xmlns:r="http://schemas.openxmlformats.org/officeDocument/2006/relationships" xmlns:m="http://schemas.openxmlformats.org/officeDocument/2006/math" xmlns:v="urn:schemas-microsoft-com:vml" xmlns:wp14="http://schemas.microsoft.com/office/word/2010/wordprocessingDrawing" xmlns:wp="http://schemas.openxmlformats.org/drawingml/2006/wordprocessingDrawing" xmlns:w10="urn:schemas-microsoft-com:office:word" xmlns:w="http://schemas.openxmlformats.org/wordprocessingml/2006/main" xmlns:w14="http://schemas.microsoft.com/office/word/2010/wordml" xmlns:w15="http://schemas.microsoft.com/office/word/2012/wordml" xmlns:w16cex="http://schemas.microsoft.com/office/word/2018/wordml/cex" xmlns:w16cid="http://schemas.microsoft.com/office/word/2016/wordml/cid" xmlns:w16="http://schemas.microsoft.com/office/word/2018/wordml" xmlns:w16se="http://schemas.microsoft.com/office/word/2015/wordml/symex" xmlns:wpg="http://schemas.microsoft.com/office/word/2010/wordprocessingGroup" xmlns:wpi="http://schemas.microsoft.com/office/word/2010/wordprocessingInk" xmlns:wne="http://schemas.microsoft.com/office/word/2006/wordml" xmlns:wps="http://schemas.microsoft.com/office/word/2010/wordprocessingShape" mc:Ignorable="w14 w15 w16se w16cid w16 w16cex wp14">
+<w:document xmlns:wpc="http://schemas.microsoft.com/office/word/2010/wordprocessingCanvas" xmlns:cx="http://schemas.microsoft.com/office/drawing/2014/chartex" xmlns:cx1="http://schemas.microsoft.com/office/drawing/2015/9/8/chartex" xmlns:cx2="http://schemas.microsoft.com/office/drawing/2015/10/21/chartex" xmlns:cx3="http://schemas.microsoft.com/office/drawing/2016/5/9/chartex" xmlns:cx4="http://schemas.microsoft.com/office/drawing/2016/5/10/chartex" xmlns:cx5="http://schemas.microsoft.com/office/drawing/2016/5/11/chartex" xmlns:cx6="http://schemas.microsoft.com/office/drawing/2016/5/12/chartex" xmlns:cx7="http://schemas.microsoft.com/office/drawing/2016/5/13/chartex" xmlns:cx8="http://schemas.microsoft.com/office/drawing/2016/5/14/chartex" xmlns:mc="http://schemas.openxmlformats.org/markup-compatibility/2006" xmlns:aink="http://schemas.microsoft.com/office/drawing/2016/ink" xmlns:am3d="http://schemas.microsoft.com/office/drawing/2017/model3d" xmlns:o="urn:schemas-microsoft-com:office:office" xmlns:r="http://schemas.openxmlformats.org/officeDocument/2006/relationships" xmlns:m="http://schemas.openxmlformats.org/officeDocument/2006/math" xmlns:v="urn:schemas-microsoft-com:vml" xmlns:wp14="http://schemas.microsoft.com/office/word/2010/wordprocessingDrawing" xmlns:wp="http://schemas.openxmlformats.org/drawingml/2006/wordprocessingDrawing" xmlns:w10="urn:schemas-microsoft-com:office:word" xmlns:w="http://schemas.openxmlformats.org/wordprocessingml/2006/main" xmlns:w14="http://schemas.microsoft.com/office/word/2010/wordml" xmlns:w15="http://schemas.microsoft.com/office/word/2012/wordml" xmlns:w16cid="http://schemas.microsoft.com/office/word/2016/wordml/cid" xmlns:w16se="http://schemas.microsoft.com/office/word/2015/wordml/symex" xmlns:wpg="http://schemas.microsoft.com/office/word/2010/wordprocessingGroup" xmlns:wpi="http://schemas.microsoft.com/office/word/2010/wordprocessingInk" xmlns:wne="http://schemas.microsoft.com/office/word/2006/wordml" xmlns:wps="http://schemas.microsoft.com/office/word/2010/wordprocessingShape" mc:Ignorable="w14 w15 w16se w16cid wp14">
   <w:body>
     <w:p>
       <w:pPr>
@@ -10,9 +10,19 @@
           <w:bCs/>
           <w:sz w:val="144"/>
           <w:szCs w:val="144"/>
-          <w:lang w:val="en-US"/>
         </w:rPr>
       </w:pPr>
+      <w:r>
+        <w:rPr>
+          <w:rFonts w:ascii="Consolas" w:hAnsi="Consolas" w:cs="Segoe UI"/>
+          <w:b/>
+          <w:bCs/>
+          <w:sz w:val="144"/>
+          <w:szCs w:val="144"/>
+          <w:vertAlign w:val="superscript"/>
+        </w:rPr>
+        <w:t xml:space="preserve"> </w:t>
+      </w:r>
       <w:r>
         <w:rPr>
           <w:rFonts w:ascii="Consolas" w:hAnsi="Consolas" w:cs="Segoe UI"/>
@@ -24,7 +34,7 @@
           <w:vertAlign w:val="superscript"/>
         </w:rPr>
         <w:drawing>
-          <wp:inline distT="0" distB="0" distL="0" distR="0" wp14:anchorId="23B75045" wp14:editId="4A8F2FBF">
+          <wp:inline distT="0" distB="0" distL="0" distR="0">
             <wp:extent cx="647700" cy="634482"/>
             <wp:effectExtent l="0" t="0" r="0" b="0"/>
             <wp:docPr id="2" name="Grafik 2"/>
@@ -41,7 +51,7 @@
                     </pic:cNvPicPr>
                   </pic:nvPicPr>
                   <pic:blipFill>
-                    <a:blip r:embed="rId6" cstate="print">
+                    <a:blip r:embed="rId4" cstate="print">
                       <a:extLst>
                         <a:ext uri="{28A0092B-C50C-407E-A947-70E740481C1C}">
                           <a14:useLocalDpi xmlns:a14="http://schemas.microsoft.com/office/drawing/2010/main" val="0"/>
@@ -79,7 +89,6 @@
           <w:bCs/>
           <w:sz w:val="144"/>
           <w:szCs w:val="144"/>
-          <w:lang w:val="en-US"/>
         </w:rPr>
         <w:t>_</w:t>
       </w:r>
@@ -90,9 +99,20 @@
           <w:bCs/>
           <w:sz w:val="144"/>
           <w:szCs w:val="144"/>
-          <w:lang w:val="en-US"/>
         </w:rPr>
-        <w:t>nano</w:t>
+        <w:t>n</w:t>
+      </w:r>
+      <w:bookmarkStart w:id="0" w:name="_GoBack"/>
+      <w:bookmarkEnd w:id="0"/>
+      <w:r>
+        <w:rPr>
+          <w:rFonts w:ascii="Consolas" w:hAnsi="Consolas" w:cs="Segoe UI"/>
+          <w:b/>
+          <w:bCs/>
+          <w:sz w:val="144"/>
+          <w:szCs w:val="144"/>
+        </w:rPr>
+        <w:t>ano</w:t>
       </w:r>
       <w:r>
         <w:rPr>
@@ -101,7 +121,6 @@
           <w:bCs/>
           <w:sz w:val="144"/>
           <w:szCs w:val="144"/>
-          <w:lang w:val="en-US"/>
         </w:rPr>
         <w:t>_</w:t>
       </w:r>
@@ -112,87 +131,18 @@
           <w:bCs/>
           <w:sz w:val="144"/>
           <w:szCs w:val="144"/>
-          <w:lang w:val="en-US"/>
         </w:rPr>
-        <w:t>home</w:t>
+        <w:t>h</w:t>
       </w:r>
-    </w:p>
-    <w:p>
-      <w:pPr>
+      <w:r>
         <w:rPr>
           <w:rFonts w:ascii="Consolas" w:hAnsi="Consolas" w:cs="Segoe UI"/>
           <w:b/>
           <w:bCs/>
           <w:sz w:val="144"/>
           <w:szCs w:val="144"/>
-          <w:lang w:val="en-US"/>
         </w:rPr>
-      </w:pPr>
-    </w:p>
-    <w:p>
-      <w:pPr>
-        <w:rPr>
-          <w:rFonts w:ascii="Consolas" w:hAnsi="Consolas" w:cs="Segoe UI"/>
-          <w:b/>
-          <w:bCs/>
-          <w:sz w:val="144"/>
-          <w:szCs w:val="144"/>
-          <w:lang w:val="en-US"/>
-        </w:rPr>
-      </w:pPr>
-      <w:r>
-        <w:rPr>
-          <w:noProof/>
-          <w:highlight w:val="black"/>
-        </w:rPr>
-        <w:drawing>
-          <wp:inline distT="0" distB="0" distL="0" distR="0" wp14:anchorId="336897C0" wp14:editId="152F39B6">
-            <wp:extent cx="724278" cy="724278"/>
-            <wp:effectExtent l="0" t="0" r="0" b="0"/>
-            <wp:docPr id="1" name="Grafik 1"/>
-            <wp:cNvGraphicFramePr>
-              <a:graphicFrameLocks xmlns:a="http://schemas.openxmlformats.org/drawingml/2006/main" noChangeAspect="1"/>
-            </wp:cNvGraphicFramePr>
-            <a:graphic xmlns:a="http://schemas.openxmlformats.org/drawingml/2006/main">
-              <a:graphicData uri="http://schemas.openxmlformats.org/drawingml/2006/picture">
-                <pic:pic xmlns:pic="http://schemas.openxmlformats.org/drawingml/2006/picture">
-                  <pic:nvPicPr>
-                    <pic:cNvPr id="1" name=""/>
-                    <pic:cNvPicPr/>
-                  </pic:nvPicPr>
-                  <pic:blipFill>
-                    <a:blip r:embed="rId7"/>
-                    <a:stretch>
-                      <a:fillRect/>
-                    </a:stretch>
-                  </pic:blipFill>
-                  <pic:spPr>
-                    <a:xfrm>
-                      <a:off x="0" y="0"/>
-                      <a:ext cx="743200" cy="743200"/>
-                    </a:xfrm>
-                    <a:prstGeom prst="rect">
-                      <a:avLst/>
-                    </a:prstGeom>
-                  </pic:spPr>
-                </pic:pic>
-              </a:graphicData>
-            </a:graphic>
-          </wp:inline>
-        </w:drawing>
-      </w:r>
-      <w:r>
-        <w:rPr>
-          <w:rFonts w:ascii="Consolas" w:hAnsi="Consolas" w:cs="Segoe UI"/>
-          <w:b/>
-          <w:bCs/>
-          <w:color w:val="FFFFFF" w:themeColor="background1"/>
-          <w:sz w:val="144"/>
-          <w:szCs w:val="144"/>
-          <w:highlight w:val="black"/>
-          <w:lang w:val="en-US"/>
-        </w:rPr>
-        <w:t>_nano_home</w:t>
+        <w:t>ome</w:t>
       </w:r>
     </w:p>
     <w:sectPr>
@@ -205,58 +155,8 @@
 </w:document>
 </file>
 
-<file path=word/endnotes.xml><?xml version="1.0" encoding="utf-8"?>
-<w:endnotes xmlns:wpc="http://schemas.microsoft.com/office/word/2010/wordprocessingCanvas" xmlns:cx="http://schemas.microsoft.com/office/drawing/2014/chartex" xmlns:cx1="http://schemas.microsoft.com/office/drawing/2015/9/8/chartex" xmlns:cx2="http://schemas.microsoft.com/office/drawing/2015/10/21/chartex" xmlns:cx3="http://schemas.microsoft.com/office/drawing/2016/5/9/chartex" xmlns:cx4="http://schemas.microsoft.com/office/drawing/2016/5/10/chartex" xmlns:cx5="http://schemas.microsoft.com/office/drawing/2016/5/11/chartex" xmlns:cx6="http://schemas.microsoft.com/office/drawing/2016/5/12/chartex" xmlns:cx7="http://schemas.microsoft.com/office/drawing/2016/5/13/chartex" xmlns:cx8="http://schemas.microsoft.com/office/drawing/2016/5/14/chartex" xmlns:mc="http://schemas.openxmlformats.org/markup-compatibility/2006" xmlns:aink="http://schemas.microsoft.com/office/drawing/2016/ink" xmlns:am3d="http://schemas.microsoft.com/office/drawing/2017/model3d" xmlns:o="urn:schemas-microsoft-com:office:office" xmlns:r="http://schemas.openxmlformats.org/officeDocument/2006/relationships" xmlns:m="http://schemas.openxmlformats.org/officeDocument/2006/math" xmlns:v="urn:schemas-microsoft-com:vml" xmlns:wp14="http://schemas.microsoft.com/office/word/2010/wordprocessingDrawing" xmlns:wp="http://schemas.openxmlformats.org/drawingml/2006/wordprocessingDrawing" xmlns:w10="urn:schemas-microsoft-com:office:word" xmlns:w="http://schemas.openxmlformats.org/wordprocessingml/2006/main" xmlns:w14="http://schemas.microsoft.com/office/word/2010/wordml" xmlns:w15="http://schemas.microsoft.com/office/word/2012/wordml" xmlns:w16cex="http://schemas.microsoft.com/office/word/2018/wordml/cex" xmlns:w16cid="http://schemas.microsoft.com/office/word/2016/wordml/cid" xmlns:w16="http://schemas.microsoft.com/office/word/2018/wordml" xmlns:w16se="http://schemas.microsoft.com/office/word/2015/wordml/symex" xmlns:wpg="http://schemas.microsoft.com/office/word/2010/wordprocessingGroup" xmlns:wpi="http://schemas.microsoft.com/office/word/2010/wordprocessingInk" xmlns:wne="http://schemas.microsoft.com/office/word/2006/wordml" xmlns:wps="http://schemas.microsoft.com/office/word/2010/wordprocessingShape" mc:Ignorable="w14 w15 w16se w16cid w16 w16cex wp14">
-  <w:endnote w:type="separator" w:id="-1">
-    <w:p>
-      <w:pPr>
-        <w:spacing w:after="0" w:line="240" w:lineRule="auto"/>
-      </w:pPr>
-      <w:r>
-        <w:separator/>
-      </w:r>
-    </w:p>
-  </w:endnote>
-  <w:endnote w:type="continuationSeparator" w:id="0">
-    <w:p>
-      <w:pPr>
-        <w:spacing w:after="0" w:line="240" w:lineRule="auto"/>
-      </w:pPr>
-      <w:r>
-        <w:continuationSeparator/>
-      </w:r>
-    </w:p>
-  </w:endnote>
-</w:endnotes>
-</file>
-
-<file path=word/footnotes.xml><?xml version="1.0" encoding="utf-8"?>
-<w:footnotes xmlns:wpc="http://schemas.microsoft.com/office/word/2010/wordprocessingCanvas" xmlns:cx="http://schemas.microsoft.com/office/drawing/2014/chartex" xmlns:cx1="http://schemas.microsoft.com/office/drawing/2015/9/8/chartex" xmlns:cx2="http://schemas.microsoft.com/office/drawing/2015/10/21/chartex" xmlns:cx3="http://schemas.microsoft.com/office/drawing/2016/5/9/chartex" xmlns:cx4="http://schemas.microsoft.com/office/drawing/2016/5/10/chartex" xmlns:cx5="http://schemas.microsoft.com/office/drawing/2016/5/11/chartex" xmlns:cx6="http://schemas.microsoft.com/office/drawing/2016/5/12/chartex" xmlns:cx7="http://schemas.microsoft.com/office/drawing/2016/5/13/chartex" xmlns:cx8="http://schemas.microsoft.com/office/drawing/2016/5/14/chartex" xmlns:mc="http://schemas.openxmlformats.org/markup-compatibility/2006" xmlns:aink="http://schemas.microsoft.com/office/drawing/2016/ink" xmlns:am3d="http://schemas.microsoft.com/office/drawing/2017/model3d" xmlns:o="urn:schemas-microsoft-com:office:office" xmlns:r="http://schemas.openxmlformats.org/officeDocument/2006/relationships" xmlns:m="http://schemas.openxmlformats.org/officeDocument/2006/math" xmlns:v="urn:schemas-microsoft-com:vml" xmlns:wp14="http://schemas.microsoft.com/office/word/2010/wordprocessingDrawing" xmlns:wp="http://schemas.openxmlformats.org/drawingml/2006/wordprocessingDrawing" xmlns:w10="urn:schemas-microsoft-com:office:word" xmlns:w="http://schemas.openxmlformats.org/wordprocessingml/2006/main" xmlns:w14="http://schemas.microsoft.com/office/word/2010/wordml" xmlns:w15="http://schemas.microsoft.com/office/word/2012/wordml" xmlns:w16cex="http://schemas.microsoft.com/office/word/2018/wordml/cex" xmlns:w16cid="http://schemas.microsoft.com/office/word/2016/wordml/cid" xmlns:w16="http://schemas.microsoft.com/office/word/2018/wordml" xmlns:w16se="http://schemas.microsoft.com/office/word/2015/wordml/symex" xmlns:wpg="http://schemas.microsoft.com/office/word/2010/wordprocessingGroup" xmlns:wpi="http://schemas.microsoft.com/office/word/2010/wordprocessingInk" xmlns:wne="http://schemas.microsoft.com/office/word/2006/wordml" xmlns:wps="http://schemas.microsoft.com/office/word/2010/wordprocessingShape" mc:Ignorable="w14 w15 w16se w16cid w16 w16cex wp14">
-  <w:footnote w:type="separator" w:id="-1">
-    <w:p>
-      <w:pPr>
-        <w:spacing w:after="0" w:line="240" w:lineRule="auto"/>
-      </w:pPr>
-      <w:r>
-        <w:separator/>
-      </w:r>
-    </w:p>
-  </w:footnote>
-  <w:footnote w:type="continuationSeparator" w:id="0">
-    <w:p>
-      <w:pPr>
-        <w:spacing w:after="0" w:line="240" w:lineRule="auto"/>
-      </w:pPr>
-      <w:r>
-        <w:continuationSeparator/>
-      </w:r>
-    </w:p>
-  </w:footnote>
-</w:footnotes>
-</file>
-
 <file path=word/styles.xml><?xml version="1.0" encoding="utf-8"?>
-<w:styles xmlns:mc="http://schemas.openxmlformats.org/markup-compatibility/2006" xmlns:r="http://schemas.openxmlformats.org/officeDocument/2006/relationships" xmlns:w="http://schemas.openxmlformats.org/wordprocessingml/2006/main" xmlns:w14="http://schemas.microsoft.com/office/word/2010/wordml" xmlns:w15="http://schemas.microsoft.com/office/word/2012/wordml" xmlns:w16cex="http://schemas.microsoft.com/office/word/2018/wordml/cex" xmlns:w16cid="http://schemas.microsoft.com/office/word/2016/wordml/cid" xmlns:w16="http://schemas.microsoft.com/office/word/2018/wordml" xmlns:w16se="http://schemas.microsoft.com/office/word/2015/wordml/symex" mc:Ignorable="w14 w15 w16se w16cid w16 w16cex">
+<w:styles xmlns:mc="http://schemas.openxmlformats.org/markup-compatibility/2006" xmlns:r="http://schemas.openxmlformats.org/officeDocument/2006/relationships" xmlns:w="http://schemas.openxmlformats.org/wordprocessingml/2006/main" xmlns:w14="http://schemas.microsoft.com/office/word/2010/wordml" xmlns:w15="http://schemas.microsoft.com/office/word/2012/wordml" xmlns:w16cid="http://schemas.microsoft.com/office/word/2016/wordml/cid" xmlns:w16se="http://schemas.microsoft.com/office/word/2015/wordml/symex" mc:Ignorable="w14 w15 w16se w16cid">
   <w:docDefaults>
     <w:rPrDefault>
       <w:rPr>
@@ -378,7 +278,6 @@
     <w:lsdException w:name="HTML Sample" w:semiHidden="1" w:unhideWhenUsed="1"/>
     <w:lsdException w:name="HTML Typewriter" w:semiHidden="1" w:unhideWhenUsed="1"/>
     <w:lsdException w:name="HTML Variable" w:semiHidden="1" w:unhideWhenUsed="1"/>
-    <w:lsdException w:name="Normal Table" w:semiHidden="1" w:unhideWhenUsed="1"/>
     <w:lsdException w:name="annotation subject" w:semiHidden="1" w:unhideWhenUsed="1"/>
     <w:lsdException w:name="No List" w:semiHidden="1" w:unhideWhenUsed="1"/>
     <w:lsdException w:name="Outline List 1" w:semiHidden="1" w:unhideWhenUsed="1"/>
@@ -425,10 +324,8 @@
     <w:lsdException w:name="Table Subtle 2" w:semiHidden="1" w:unhideWhenUsed="1"/>
     <w:lsdException w:name="Table Web 1" w:semiHidden="1" w:unhideWhenUsed="1"/>
     <w:lsdException w:name="Table Web 2" w:semiHidden="1" w:unhideWhenUsed="1"/>
-    <w:lsdException w:name="Table Web 3" w:semiHidden="1" w:unhideWhenUsed="1"/>
     <w:lsdException w:name="Balloon Text" w:semiHidden="1" w:unhideWhenUsed="1"/>
     <w:lsdException w:name="Table Grid" w:uiPriority="39"/>
-    <w:lsdException w:name="Table Theme" w:semiHidden="1" w:unhideWhenUsed="1"/>
     <w:lsdException w:name="Placeholder Text" w:semiHidden="1"/>
     <w:lsdException w:name="No Spacing" w:uiPriority="1" w:qFormat="1"/>
     <w:lsdException w:name="Light Shading" w:uiPriority="60"/>
@@ -680,50 +577,6 @@
     <w:uiPriority w:val="99"/>
     <w:semiHidden/>
     <w:unhideWhenUsed/>
-  </w:style>
-  <w:style w:type="paragraph" w:styleId="Kopfzeile">
-    <w:name w:val="header"/>
-    <w:basedOn w:val="Standard"/>
-    <w:link w:val="KopfzeileZchn"/>
-    <w:uiPriority w:val="99"/>
-    <w:unhideWhenUsed/>
-    <w:rsid w:val="005C172B"/>
-    <w:pPr>
-      <w:tabs>
-        <w:tab w:val="center" w:pos="4536"/>
-        <w:tab w:val="right" w:pos="9072"/>
-      </w:tabs>
-      <w:spacing w:after="0" w:line="240" w:lineRule="auto"/>
-    </w:pPr>
-  </w:style>
-  <w:style w:type="character" w:customStyle="1" w:styleId="KopfzeileZchn">
-    <w:name w:val="Kopfzeile Zchn"/>
-    <w:basedOn w:val="Absatz-Standardschriftart"/>
-    <w:link w:val="Kopfzeile"/>
-    <w:uiPriority w:val="99"/>
-    <w:rsid w:val="005C172B"/>
-  </w:style>
-  <w:style w:type="paragraph" w:styleId="Fuzeile">
-    <w:name w:val="footer"/>
-    <w:basedOn w:val="Standard"/>
-    <w:link w:val="FuzeileZchn"/>
-    <w:uiPriority w:val="99"/>
-    <w:unhideWhenUsed/>
-    <w:rsid w:val="005C172B"/>
-    <w:pPr>
-      <w:tabs>
-        <w:tab w:val="center" w:pos="4536"/>
-        <w:tab w:val="right" w:pos="9072"/>
-      </w:tabs>
-      <w:spacing w:after="0" w:line="240" w:lineRule="auto"/>
-    </w:pPr>
-  </w:style>
-  <w:style w:type="character" w:customStyle="1" w:styleId="FuzeileZchn">
-    <w:name w:val="Fußzeile Zchn"/>
-    <w:basedOn w:val="Absatz-Standardschriftart"/>
-    <w:link w:val="Fuzeile"/>
-    <w:uiPriority w:val="99"/>
-    <w:rsid w:val="005C172B"/>
   </w:style>
 </w:styles>
 </file>
